--- a/Fase 1/Evidencias Individuales/NAVARRETE_DIEGO_1.1_APT122_AutoevaluacionCompetenciasFase1.docx
+++ b/Fase 1/Evidencias Individuales/NAVARRETE_DIEGO_1.1_APT122_AutoevaluacionCompetenciasFase1.docx
@@ -967,7 +967,7 @@
                 <w:sz w:val="24"/>
                 <w:szCs w:val="24"/>
               </w:rPr>
-              <w:t>2026</w:t>
+              <w:t>2023</w:t>
             </w:r>
           </w:p>
         </w:tc>
